--- a/lessons/6-3-group2/homework.docx
+++ b/lessons/6-3-group2/homework.docx
@@ -19,24 +19,13 @@
     </w:p>
     <w:p>
       <w:pPr>
-        <w:pStyle w:val="Title"/>
+        <w:pStyle w:val="Heading1"/>
       </w:pPr>
       <w:r>
         <w:rPr>
           <w:rFonts w:ascii="Arial" w:hAnsi="Arial" w:eastAsia="Arial" w:cs="Arial"/>
         </w:rPr>
         <w:t>Writing Repeated Factors as Powers</w:t>
-      </w:r>
-    </w:p>
-    <w:p>
-      <w:pPr>
-        <w:pStyle w:val="PublisherEdition"/>
-      </w:pPr>
-      <w:r>
-        <w:rPr>
-          <w:rFonts w:ascii="Arial" w:hAnsi="Arial" w:eastAsia="Arial" w:cs="Arial"/>
-        </w:rPr>
-        <w:t>Version 2  /  Regular</w:t>
       </w:r>
     </w:p>
     <w:p>
@@ -96,7 +85,7 @@
     </w:p>
     <w:p>
       <w:pPr>
-        <w:pStyle w:val="PublisherSection"/>
+        <w:pStyle w:val="Heading2"/>
         <w:shd w:val="clear" w:color="auto" w:fill="EEF4F5"/>
         <w:pBdr>
           <w:left w:val="single" w:color="176B70" w:sz="20" w:space="7"/>
@@ -118,8 +107,6 @@
       <w:tblPr>
         <w:tblW w:type="dxa" w:w="10368"/>
         <w:jc w:val="center"/>
-        <w:tblLayout w:type="fixed"/>
-        <w:tblLook w:firstColumn="1" w:firstRow="1" w:lastColumn="0" w:lastRow="0" w:noHBand="0" w:noVBand="1" w:val="04A0"/>
         <w:tblInd w:type="dxa" w:w="0"/>
         <w:tblBorders>
           <w:top w:val="single" w:color="B9C9CE" w:sz="4" w:space="0"/>
@@ -129,6 +116,10 @@
           <w:insideH w:val="single" w:color="FFFFFF" w:sz="8" w:space="0"/>
           <w:insideV w:val="single" w:color="FFFFFF" w:sz="12" w:space="0"/>
         </w:tblBorders>
+        <w:tblLayout w:type="fixed"/>
+        <w:tblLook w:firstColumn="1" w:firstRow="1" w:lastColumn="0" w:lastRow="0" w:noHBand="0" w:noVBand="1" w:val="04A0"/>
+        <w:tblCaption w:val="Learn from a model"/>
+        <w:tblDescription w:val="Layout table. It only arranges the page; read its cells in order."/>
       </w:tblPr>
       <w:tblGrid>
         <w:gridCol w:w="4464"/>
@@ -525,7 +516,7 @@
     </w:p>
     <w:p>
       <w:pPr>
-        <w:pStyle w:val="PublisherSection"/>
+        <w:pStyle w:val="Heading2"/>
         <w:shd w:val="clear" w:color="auto" w:fill="EEF4F5"/>
         <w:pBdr>
           <w:left w:val="single" w:color="176B70" w:sz="20" w:space="7"/>
@@ -547,8 +538,6 @@
       <w:tblPr>
         <w:tblW w:type="dxa" w:w="10368"/>
         <w:jc w:val="center"/>
-        <w:tblLayout w:type="fixed"/>
-        <w:tblLook w:firstColumn="1" w:firstRow="1" w:lastColumn="0" w:lastRow="0" w:noHBand="0" w:noVBand="1" w:val="04A0"/>
         <w:tblInd w:type="dxa" w:w="0"/>
         <w:tblBorders>
           <w:top w:val="nil"/>
@@ -558,6 +547,10 @@
           <w:insideH w:val="nil"/>
           <w:insideV w:val="nil"/>
         </w:tblBorders>
+        <w:tblLayout w:type="fixed"/>
+        <w:tblLook w:firstColumn="1" w:firstRow="1" w:lastColumn="0" w:lastRow="0" w:noHBand="0" w:noVBand="1" w:val="04A0"/>
+        <w:tblCaption w:val="Exercise 1"/>
+        <w:tblDescription w:val="Layout table. It only arranges the page; read its cells in order."/>
       </w:tblPr>
       <w:tblGrid>
         <w:gridCol w:w="10368"/>
@@ -644,8 +637,6 @@
             <w:tblPr>
               <w:tblW w:type="dxa" w:w="10368"/>
               <w:jc w:val="center"/>
-              <w:tblLayout w:type="fixed"/>
-              <w:tblLook w:firstColumn="1" w:firstRow="1" w:lastColumn="0" w:lastRow="0" w:noHBand="0" w:noVBand="1" w:val="04A0"/>
               <w:tblInd w:type="dxa" w:w="0"/>
               <w:tblBorders>
                 <w:top w:val="single" w:color="B9C9CE" w:sz="4" w:space="0"/>
@@ -653,6 +644,10 @@
                 <w:bottom w:val="single" w:color="B9C9CE" w:sz="4" w:space="0"/>
                 <w:right w:val="single" w:color="B9C9CE" w:sz="4" w:space="0"/>
               </w:tblBorders>
+              <w:tblLayout w:type="fixed"/>
+              <w:tblLook w:firstColumn="1" w:firstRow="1" w:lastColumn="0" w:lastRow="0" w:noHBand="0" w:noVBand="1" w:val="04A0"/>
+              <w:tblCaption w:val="Workspace"/>
+              <w:tblDescription w:val="Layout table that frames the blank workspace for this exercise."/>
             </w:tblPr>
             <w:tblGrid>
               <w:gridCol w:w="10368"/>
@@ -699,7 +694,7 @@
                     <w:drawing>
                       <wp:inline xmlns:a="http://schemas.openxmlformats.org/drawingml/2006/main" xmlns:pic="http://schemas.openxmlformats.org/drawingml/2006/picture">
                         <wp:extent cx="6382512" cy="685800"/>
-                        <wp:docPr id="1" name="Picture 1" descr="PUBLISHER_WORKSPACE: Blank square grid for sketching a geometric figure or net. The grid has no assigned measurements or scale." title="SHOW YOUR THINKING"/>
+                        <wp:docPr id="1" name="Picture 1" descr="Blank square grid for sketching a geometric figure or net. The grid has no assigned measurements or scale." title="SHOW YOUR THINKING"/>
                         <wp:cNvGraphicFramePr>
                           <a:graphicFrameLocks noChangeAspect="1"/>
                         </wp:cNvGraphicFramePr>
@@ -766,8 +761,6 @@
       <w:tblPr>
         <w:tblW w:type="dxa" w:w="10368"/>
         <w:jc w:val="center"/>
-        <w:tblLayout w:type="fixed"/>
-        <w:tblLook w:firstColumn="1" w:firstRow="1" w:lastColumn="0" w:lastRow="0" w:noHBand="0" w:noVBand="1" w:val="04A0"/>
         <w:tblInd w:type="dxa" w:w="0"/>
         <w:tblBorders>
           <w:top w:val="nil"/>
@@ -777,6 +770,10 @@
           <w:insideH w:val="nil"/>
           <w:insideV w:val="nil"/>
         </w:tblBorders>
+        <w:tblLayout w:type="fixed"/>
+        <w:tblLook w:firstColumn="1" w:firstRow="1" w:lastColumn="0" w:lastRow="0" w:noHBand="0" w:noVBand="1" w:val="04A0"/>
+        <w:tblCaption w:val="Exercise 2"/>
+        <w:tblDescription w:val="Layout table. It only arranges the page; read its cells in order."/>
       </w:tblPr>
       <w:tblGrid>
         <w:gridCol w:w="10368"/>
@@ -863,8 +860,6 @@
             <w:tblPr>
               <w:tblW w:type="dxa" w:w="10368"/>
               <w:jc w:val="center"/>
-              <w:tblLayout w:type="fixed"/>
-              <w:tblLook w:firstColumn="1" w:firstRow="1" w:lastColumn="0" w:lastRow="0" w:noHBand="0" w:noVBand="1" w:val="04A0"/>
               <w:tblInd w:type="dxa" w:w="0"/>
               <w:tblBorders>
                 <w:top w:val="single" w:color="B9C9CE" w:sz="4" w:space="0"/>
@@ -872,6 +867,10 @@
                 <w:bottom w:val="single" w:color="B9C9CE" w:sz="4" w:space="0"/>
                 <w:right w:val="single" w:color="B9C9CE" w:sz="4" w:space="0"/>
               </w:tblBorders>
+              <w:tblLayout w:type="fixed"/>
+              <w:tblLook w:firstColumn="1" w:firstRow="1" w:lastColumn="0" w:lastRow="0" w:noHBand="0" w:noVBand="1" w:val="04A0"/>
+              <w:tblCaption w:val="Workspace"/>
+              <w:tblDescription w:val="Layout table that frames the blank workspace for this exercise."/>
             </w:tblPr>
             <w:tblGrid>
               <w:gridCol w:w="10368"/>
@@ -918,7 +917,7 @@
                     <w:drawing>
                       <wp:inline xmlns:a="http://schemas.openxmlformats.org/drawingml/2006/main" xmlns:pic="http://schemas.openxmlformats.org/drawingml/2006/picture">
                         <wp:extent cx="6382512" cy="685800"/>
-                        <wp:docPr id="2" name="Picture 2" descr="PUBLISHER_WORKSPACE: Blank square grid for sketching a geometric figure or net. The grid has no assigned measurements or scale." title="SHOW YOUR THINKING"/>
+                        <wp:docPr id="2" name="Picture 2" descr="Blank square grid for sketching a geometric figure or net. The grid has no assigned measurements or scale." title="SHOW YOUR THINKING"/>
                         <wp:cNvGraphicFramePr>
                           <a:graphicFrameLocks noChangeAspect="1"/>
                         </wp:cNvGraphicFramePr>
@@ -985,8 +984,6 @@
       <w:tblPr>
         <w:tblW w:type="dxa" w:w="10368"/>
         <w:jc w:val="center"/>
-        <w:tblLayout w:type="fixed"/>
-        <w:tblLook w:firstColumn="1" w:firstRow="1" w:lastColumn="0" w:lastRow="0" w:noHBand="0" w:noVBand="1" w:val="04A0"/>
         <w:tblInd w:type="dxa" w:w="0"/>
         <w:tblBorders>
           <w:top w:val="nil"/>
@@ -996,6 +993,10 @@
           <w:insideH w:val="nil"/>
           <w:insideV w:val="nil"/>
         </w:tblBorders>
+        <w:tblLayout w:type="fixed"/>
+        <w:tblLook w:firstColumn="1" w:firstRow="1" w:lastColumn="0" w:lastRow="0" w:noHBand="0" w:noVBand="1" w:val="04A0"/>
+        <w:tblCaption w:val="Exercise 3"/>
+        <w:tblDescription w:val="Layout table. It only arranges the page; read its cells in order."/>
       </w:tblPr>
       <w:tblGrid>
         <w:gridCol w:w="10368"/>
@@ -1082,8 +1083,6 @@
             <w:tblPr>
               <w:tblW w:type="dxa" w:w="10368"/>
               <w:jc w:val="center"/>
-              <w:tblLayout w:type="fixed"/>
-              <w:tblLook w:firstColumn="1" w:firstRow="1" w:lastColumn="0" w:lastRow="0" w:noHBand="0" w:noVBand="1" w:val="04A0"/>
               <w:tblInd w:type="dxa" w:w="0"/>
               <w:tblBorders>
                 <w:top w:val="single" w:color="B9C9CE" w:sz="4" w:space="0"/>
@@ -1091,6 +1090,10 @@
                 <w:bottom w:val="single" w:color="B9C9CE" w:sz="4" w:space="0"/>
                 <w:right w:val="single" w:color="B9C9CE" w:sz="4" w:space="0"/>
               </w:tblBorders>
+              <w:tblLayout w:type="fixed"/>
+              <w:tblLook w:firstColumn="1" w:firstRow="1" w:lastColumn="0" w:lastRow="0" w:noHBand="0" w:noVBand="1" w:val="04A0"/>
+              <w:tblCaption w:val="Workspace"/>
+              <w:tblDescription w:val="Layout table that frames the blank workspace for this exercise."/>
             </w:tblPr>
             <w:tblGrid>
               <w:gridCol w:w="10368"/>
@@ -1137,7 +1140,7 @@
                     <w:drawing>
                       <wp:inline xmlns:a="http://schemas.openxmlformats.org/drawingml/2006/main" xmlns:pic="http://schemas.openxmlformats.org/drawingml/2006/picture">
                         <wp:extent cx="6382512" cy="548640"/>
-                        <wp:docPr id="3" name="Picture 3" descr="PUBLISHER_WORKSPACE: Blank ruled workspace for calculations, mathematical labels, and written reasoning." title="RECORD YOUR RESPONSE"/>
+                        <wp:docPr id="3" name="Picture 3" descr="Blank ruled workspace for calculations, mathematical labels, and written reasoning." title="RECORD YOUR RESPONSE"/>
                         <wp:cNvGraphicFramePr>
                           <a:graphicFrameLocks noChangeAspect="1"/>
                         </wp:cNvGraphicFramePr>
@@ -1204,8 +1207,6 @@
       <w:tblPr>
         <w:tblW w:type="dxa" w:w="10368"/>
         <w:jc w:val="center"/>
-        <w:tblLayout w:type="fixed"/>
-        <w:tblLook w:firstColumn="1" w:firstRow="1" w:lastColumn="0" w:lastRow="0" w:noHBand="0" w:noVBand="1" w:val="04A0"/>
         <w:tblInd w:type="dxa" w:w="0"/>
         <w:tblBorders>
           <w:top w:val="nil"/>
@@ -1215,6 +1216,10 @@
           <w:insideH w:val="nil"/>
           <w:insideV w:val="nil"/>
         </w:tblBorders>
+        <w:tblLayout w:type="fixed"/>
+        <w:tblLook w:firstColumn="1" w:firstRow="1" w:lastColumn="0" w:lastRow="0" w:noHBand="0" w:noVBand="1" w:val="04A0"/>
+        <w:tblCaption w:val="Exercise 4"/>
+        <w:tblDescription w:val="Layout table. It only arranges the page; read its cells in order."/>
       </w:tblPr>
       <w:tblGrid>
         <w:gridCol w:w="10368"/>
@@ -1497,8 +1502,6 @@
             <w:tblPr>
               <w:tblW w:type="dxa" w:w="10368"/>
               <w:jc w:val="center"/>
-              <w:tblLayout w:type="fixed"/>
-              <w:tblLook w:firstColumn="1" w:firstRow="1" w:lastColumn="0" w:lastRow="0" w:noHBand="0" w:noVBand="1" w:val="04A0"/>
               <w:tblInd w:type="dxa" w:w="0"/>
               <w:tblBorders>
                 <w:top w:val="single" w:color="B9C9CE" w:sz="4" w:space="0"/>
@@ -1506,6 +1509,10 @@
                 <w:bottom w:val="single" w:color="B9C9CE" w:sz="4" w:space="0"/>
                 <w:right w:val="single" w:color="B9C9CE" w:sz="4" w:space="0"/>
               </w:tblBorders>
+              <w:tblLayout w:type="fixed"/>
+              <w:tblLook w:firstColumn="1" w:firstRow="1" w:lastColumn="0" w:lastRow="0" w:noHBand="0" w:noVBand="1" w:val="04A0"/>
+              <w:tblCaption w:val="Workspace"/>
+              <w:tblDescription w:val="Layout table that frames the blank workspace for this exercise."/>
             </w:tblPr>
             <w:tblGrid>
               <w:gridCol w:w="10368"/>
@@ -1552,7 +1559,7 @@
                     <w:drawing>
                       <wp:inline xmlns:a="http://schemas.openxmlformats.org/drawingml/2006/main" xmlns:pic="http://schemas.openxmlformats.org/drawingml/2006/picture">
                         <wp:extent cx="6382512" cy="1097280"/>
-                        <wp:docPr id="4" name="Picture 4" descr="PUBLISHER_WORKSPACE: Blank square grid for sketching a geometric figure or net. The grid has no assigned measurements or scale." title="SHOW YOUR THINKING"/>
+                        <wp:docPr id="4" name="Picture 4" descr="Blank square grid for sketching a geometric figure or net. The grid has no assigned measurements or scale." title="SHOW YOUR THINKING"/>
                         <wp:cNvGraphicFramePr>
                           <a:graphicFrameLocks noChangeAspect="1"/>
                         </wp:cNvGraphicFramePr>
@@ -1619,8 +1626,6 @@
       <w:tblPr>
         <w:tblW w:type="dxa" w:w="10368"/>
         <w:jc w:val="center"/>
-        <w:tblLayout w:type="fixed"/>
-        <w:tblLook w:firstColumn="1" w:firstRow="1" w:lastColumn="0" w:lastRow="0" w:noHBand="0" w:noVBand="1" w:val="04A0"/>
         <w:tblInd w:type="dxa" w:w="0"/>
         <w:tblBorders>
           <w:top w:val="nil"/>
@@ -1630,6 +1635,10 @@
           <w:insideH w:val="nil"/>
           <w:insideV w:val="nil"/>
         </w:tblBorders>
+        <w:tblLayout w:type="fixed"/>
+        <w:tblLook w:firstColumn="1" w:firstRow="1" w:lastColumn="0" w:lastRow="0" w:noHBand="0" w:noVBand="1" w:val="04A0"/>
+        <w:tblCaption w:val="Exercise 5"/>
+        <w:tblDescription w:val="Layout table. It only arranges the page; read its cells in order."/>
       </w:tblPr>
       <w:tblGrid>
         <w:gridCol w:w="10368"/>
@@ -1716,8 +1725,6 @@
             <w:tblPr>
               <w:tblW w:type="dxa" w:w="10368"/>
               <w:jc w:val="center"/>
-              <w:tblLayout w:type="fixed"/>
-              <w:tblLook w:firstColumn="1" w:firstRow="1" w:lastColumn="0" w:lastRow="0" w:noHBand="0" w:noVBand="1" w:val="04A0"/>
               <w:tblInd w:type="dxa" w:w="0"/>
               <w:tblBorders>
                 <w:top w:val="single" w:color="B9C9CE" w:sz="4" w:space="0"/>
@@ -1725,6 +1732,10 @@
                 <w:bottom w:val="single" w:color="B9C9CE" w:sz="4" w:space="0"/>
                 <w:right w:val="single" w:color="B9C9CE" w:sz="4" w:space="0"/>
               </w:tblBorders>
+              <w:tblLayout w:type="fixed"/>
+              <w:tblLook w:firstColumn="1" w:firstRow="1" w:lastColumn="0" w:lastRow="0" w:noHBand="0" w:noVBand="1" w:val="04A0"/>
+              <w:tblCaption w:val="Workspace"/>
+              <w:tblDescription w:val="Layout table that frames the blank workspace for this exercise."/>
             </w:tblPr>
             <w:tblGrid>
               <w:gridCol w:w="10368"/>
@@ -1771,7 +1782,7 @@
                     <w:drawing>
                       <wp:inline xmlns:a="http://schemas.openxmlformats.org/drawingml/2006/main" xmlns:pic="http://schemas.openxmlformats.org/drawingml/2006/picture">
                         <wp:extent cx="6382512" cy="685800"/>
-                        <wp:docPr id="5" name="Picture 5" descr="PUBLISHER_WORKSPACE: Blank square grid for sketching a geometric figure or net. The grid has no assigned measurements or scale." title="SHOW YOUR THINKING"/>
+                        <wp:docPr id="5" name="Picture 5" descr="Blank square grid for sketching a geometric figure or net. The grid has no assigned measurements or scale." title="SHOW YOUR THINKING"/>
                         <wp:cNvGraphicFramePr>
                           <a:graphicFrameLocks noChangeAspect="1"/>
                         </wp:cNvGraphicFramePr>
@@ -1838,8 +1849,6 @@
       <w:tblPr>
         <w:tblW w:type="dxa" w:w="10368"/>
         <w:jc w:val="center"/>
-        <w:tblLayout w:type="fixed"/>
-        <w:tblLook w:firstColumn="1" w:firstRow="1" w:lastColumn="0" w:lastRow="0" w:noHBand="0" w:noVBand="1" w:val="04A0"/>
         <w:tblInd w:type="dxa" w:w="0"/>
         <w:tblBorders>
           <w:top w:val="nil"/>
@@ -1849,6 +1858,10 @@
           <w:insideH w:val="nil"/>
           <w:insideV w:val="nil"/>
         </w:tblBorders>
+        <w:tblLayout w:type="fixed"/>
+        <w:tblLook w:firstColumn="1" w:firstRow="1" w:lastColumn="0" w:lastRow="0" w:noHBand="0" w:noVBand="1" w:val="04A0"/>
+        <w:tblCaption w:val="Exercise 6"/>
+        <w:tblDescription w:val="Layout table. It only arranges the page; read its cells in order."/>
       </w:tblPr>
       <w:tblGrid>
         <w:gridCol w:w="10368"/>
@@ -1935,8 +1948,6 @@
             <w:tblPr>
               <w:tblW w:type="dxa" w:w="10368"/>
               <w:jc w:val="center"/>
-              <w:tblLayout w:type="fixed"/>
-              <w:tblLook w:firstColumn="1" w:firstRow="1" w:lastColumn="0" w:lastRow="0" w:noHBand="0" w:noVBand="1" w:val="04A0"/>
               <w:tblInd w:type="dxa" w:w="0"/>
               <w:tblBorders>
                 <w:top w:val="single" w:color="B9C9CE" w:sz="4" w:space="0"/>
@@ -1944,6 +1955,10 @@
                 <w:bottom w:val="single" w:color="B9C9CE" w:sz="4" w:space="0"/>
                 <w:right w:val="single" w:color="B9C9CE" w:sz="4" w:space="0"/>
               </w:tblBorders>
+              <w:tblLayout w:type="fixed"/>
+              <w:tblLook w:firstColumn="1" w:firstRow="1" w:lastColumn="0" w:lastRow="0" w:noHBand="0" w:noVBand="1" w:val="04A0"/>
+              <w:tblCaption w:val="Workspace"/>
+              <w:tblDescription w:val="Layout table that frames the blank workspace for this exercise."/>
             </w:tblPr>
             <w:tblGrid>
               <w:gridCol w:w="10368"/>
@@ -1990,7 +2005,7 @@
                     <w:drawing>
                       <wp:inline xmlns:a="http://schemas.openxmlformats.org/drawingml/2006/main" xmlns:pic="http://schemas.openxmlformats.org/drawingml/2006/picture">
                         <wp:extent cx="6382512" cy="685800"/>
-                        <wp:docPr id="6" name="Picture 6" descr="PUBLISHER_WORKSPACE: Blank square grid for sketching a geometric figure or net. The grid has no assigned measurements or scale." title="SHOW YOUR THINKING"/>
+                        <wp:docPr id="6" name="Picture 6" descr="Blank square grid for sketching a geometric figure or net. The grid has no assigned measurements or scale." title="SHOW YOUR THINKING"/>
                         <wp:cNvGraphicFramePr>
                           <a:graphicFrameLocks noChangeAspect="1"/>
                         </wp:cNvGraphicFramePr>
@@ -2057,8 +2072,6 @@
       <w:tblPr>
         <w:tblW w:type="dxa" w:w="10368"/>
         <w:jc w:val="center"/>
-        <w:tblLayout w:type="fixed"/>
-        <w:tblLook w:firstColumn="1" w:firstRow="1" w:lastColumn="0" w:lastRow="0" w:noHBand="0" w:noVBand="1" w:val="04A0"/>
         <w:tblInd w:type="dxa" w:w="0"/>
         <w:tblBorders>
           <w:top w:val="nil"/>
@@ -2068,6 +2081,10 @@
           <w:insideH w:val="nil"/>
           <w:insideV w:val="nil"/>
         </w:tblBorders>
+        <w:tblLayout w:type="fixed"/>
+        <w:tblLook w:firstColumn="1" w:firstRow="1" w:lastColumn="0" w:lastRow="0" w:noHBand="0" w:noVBand="1" w:val="04A0"/>
+        <w:tblCaption w:val="Exercise 7"/>
+        <w:tblDescription w:val="Layout table. It only arranges the page; read its cells in order."/>
       </w:tblPr>
       <w:tblGrid>
         <w:gridCol w:w="10368"/>
@@ -2154,8 +2171,6 @@
             <w:tblPr>
               <w:tblW w:type="dxa" w:w="10368"/>
               <w:jc w:val="center"/>
-              <w:tblLayout w:type="fixed"/>
-              <w:tblLook w:firstColumn="1" w:firstRow="1" w:lastColumn="0" w:lastRow="0" w:noHBand="0" w:noVBand="1" w:val="04A0"/>
               <w:tblInd w:type="dxa" w:w="0"/>
               <w:tblBorders>
                 <w:top w:val="single" w:color="B9C9CE" w:sz="4" w:space="0"/>
@@ -2163,6 +2178,10 @@
                 <w:bottom w:val="single" w:color="B9C9CE" w:sz="4" w:space="0"/>
                 <w:right w:val="single" w:color="B9C9CE" w:sz="4" w:space="0"/>
               </w:tblBorders>
+              <w:tblLayout w:type="fixed"/>
+              <w:tblLook w:firstColumn="1" w:firstRow="1" w:lastColumn="0" w:lastRow="0" w:noHBand="0" w:noVBand="1" w:val="04A0"/>
+              <w:tblCaption w:val="Workspace"/>
+              <w:tblDescription w:val="Layout table that frames the blank workspace for this exercise."/>
             </w:tblPr>
             <w:tblGrid>
               <w:gridCol w:w="10368"/>
@@ -2209,7 +2228,7 @@
                     <w:drawing>
                       <wp:inline xmlns:a="http://schemas.openxmlformats.org/drawingml/2006/main" xmlns:pic="http://schemas.openxmlformats.org/drawingml/2006/picture">
                         <wp:extent cx="6382512" cy="822960"/>
-                        <wp:docPr id="7" name="Picture 7" descr="PUBLISHER_WORKSPACE: Blank ruled workspace for calculations, mathematical labels, and written reasoning." title="EXPLAIN WITH MATHEMATICAL EVIDENCE"/>
+                        <wp:docPr id="7" name="Picture 7" descr="Blank ruled workspace for calculations, mathematical labels, and written reasoning." title="EXPLAIN WITH MATHEMATICAL EVIDENCE"/>
                         <wp:cNvGraphicFramePr>
                           <a:graphicFrameLocks noChangeAspect="1"/>
                         </wp:cNvGraphicFramePr>
@@ -2276,8 +2295,6 @@
       <w:tblPr>
         <w:tblW w:type="dxa" w:w="10368"/>
         <w:jc w:val="center"/>
-        <w:tblLayout w:type="fixed"/>
-        <w:tblLook w:firstColumn="1" w:firstRow="1" w:lastColumn="0" w:lastRow="0" w:noHBand="0" w:noVBand="1" w:val="04A0"/>
         <w:tblInd w:type="dxa" w:w="0"/>
         <w:tblBorders>
           <w:top w:val="nil"/>
@@ -2287,6 +2304,10 @@
           <w:insideH w:val="nil"/>
           <w:insideV w:val="nil"/>
         </w:tblBorders>
+        <w:tblLayout w:type="fixed"/>
+        <w:tblLook w:firstColumn="1" w:firstRow="1" w:lastColumn="0" w:lastRow="0" w:noHBand="0" w:noVBand="1" w:val="04A0"/>
+        <w:tblCaption w:val="Layout"/>
+        <w:tblDescription w:val="Layout table. It only arranges the page; read its cells in order."/>
       </w:tblPr>
       <w:tblGrid>
         <w:gridCol w:w="10368"/>
@@ -2403,8 +2424,6 @@
             <w:tblPr>
               <w:tblW w:type="dxa" w:w="10368"/>
               <w:jc w:val="center"/>
-              <w:tblLayout w:type="fixed"/>
-              <w:tblLook w:firstColumn="1" w:firstRow="1" w:lastColumn="0" w:lastRow="0" w:noHBand="0" w:noVBand="1" w:val="04A0"/>
               <w:tblInd w:type="dxa" w:w="0"/>
               <w:tblBorders>
                 <w:top w:val="single" w:color="B9C9CE" w:sz="4" w:space="0"/>
@@ -2412,6 +2431,10 @@
                 <w:bottom w:val="single" w:color="B9C9CE" w:sz="4" w:space="0"/>
                 <w:right w:val="single" w:color="B9C9CE" w:sz="4" w:space="0"/>
               </w:tblBorders>
+              <w:tblLayout w:type="fixed"/>
+              <w:tblLook w:firstColumn="1" w:firstRow="1" w:lastColumn="0" w:lastRow="0" w:noHBand="0" w:noVBand="1" w:val="04A0"/>
+              <w:tblCaption w:val="Workspace"/>
+              <w:tblDescription w:val="Layout table that frames the blank workspace for this exercise."/>
             </w:tblPr>
             <w:tblGrid>
               <w:gridCol w:w="10368"/>
@@ -2458,7 +2481,7 @@
                     <w:drawing>
                       <wp:inline xmlns:a="http://schemas.openxmlformats.org/drawingml/2006/main" xmlns:pic="http://schemas.openxmlformats.org/drawingml/2006/picture">
                         <wp:extent cx="6382512" cy="822960"/>
-                        <wp:docPr id="8" name="Picture 8" descr="PUBLISHER_WORKSPACE: Blank ruled workspace for calculations, mathematical labels, and written reasoning." title="EXPLAIN WITH MATHEMATICAL EVIDENCE"/>
+                        <wp:docPr id="8" name="Picture 8" descr="Blank ruled workspace for calculations, mathematical labels, and written reasoning." title="EXPLAIN WITH MATHEMATICAL EVIDENCE"/>
                         <wp:cNvGraphicFramePr>
                           <a:graphicFrameLocks noChangeAspect="1"/>
                         </wp:cNvGraphicFramePr>
@@ -2525,8 +2548,6 @@
       <w:tblPr>
         <w:tblW w:type="dxa" w:w="10368"/>
         <w:jc w:val="center"/>
-        <w:tblLayout w:type="fixed"/>
-        <w:tblLook w:firstColumn="1" w:firstRow="1" w:lastColumn="0" w:lastRow="0" w:noHBand="0" w:noVBand="1" w:val="04A0"/>
         <w:tblInd w:type="dxa" w:w="0"/>
         <w:tblBorders>
           <w:top w:val="nil"/>
@@ -2536,6 +2557,10 @@
           <w:insideH w:val="nil"/>
           <w:insideV w:val="nil"/>
         </w:tblBorders>
+        <w:tblLayout w:type="fixed"/>
+        <w:tblLook w:firstColumn="1" w:firstRow="1" w:lastColumn="0" w:lastRow="0" w:noHBand="0" w:noVBand="1" w:val="04A0"/>
+        <w:tblCaption w:val="Exercise 9"/>
+        <w:tblDescription w:val="Layout table. It only arranges the page; read its cells in order."/>
       </w:tblPr>
       <w:tblGrid>
         <w:gridCol w:w="10368"/>
@@ -2622,8 +2647,6 @@
             <w:tblPr>
               <w:tblW w:type="dxa" w:w="10368"/>
               <w:jc w:val="center"/>
-              <w:tblLayout w:type="fixed"/>
-              <w:tblLook w:firstColumn="1" w:firstRow="1" w:lastColumn="0" w:lastRow="0" w:noHBand="0" w:noVBand="1" w:val="04A0"/>
               <w:tblInd w:type="dxa" w:w="0"/>
               <w:tblBorders>
                 <w:top w:val="single" w:color="B9C9CE" w:sz="4" w:space="0"/>
@@ -2631,6 +2654,10 @@
                 <w:bottom w:val="single" w:color="B9C9CE" w:sz="4" w:space="0"/>
                 <w:right w:val="single" w:color="B9C9CE" w:sz="4" w:space="0"/>
               </w:tblBorders>
+              <w:tblLayout w:type="fixed"/>
+              <w:tblLook w:firstColumn="1" w:firstRow="1" w:lastColumn="0" w:lastRow="0" w:noHBand="0" w:noVBand="1" w:val="04A0"/>
+              <w:tblCaption w:val="Workspace"/>
+              <w:tblDescription w:val="Layout table that frames the blank workspace for this exercise."/>
             </w:tblPr>
             <w:tblGrid>
               <w:gridCol w:w="10368"/>
@@ -2677,7 +2704,7 @@
                     <w:drawing>
                       <wp:inline xmlns:a="http://schemas.openxmlformats.org/drawingml/2006/main" xmlns:pic="http://schemas.openxmlformats.org/drawingml/2006/picture">
                         <wp:extent cx="6382512" cy="685800"/>
-                        <wp:docPr id="9" name="Picture 9" descr="PUBLISHER_WORKSPACE: Blank square grid for sketching a geometric figure or net. The grid has no assigned measurements or scale." title="SHOW YOUR THINKING"/>
+                        <wp:docPr id="9" name="Picture 9" descr="Blank square grid for sketching a geometric figure or net. The grid has no assigned measurements or scale." title="SHOW YOUR THINKING"/>
                         <wp:cNvGraphicFramePr>
                           <a:graphicFrameLocks noChangeAspect="1"/>
                         </wp:cNvGraphicFramePr>
@@ -2744,8 +2771,6 @@
       <w:tblPr>
         <w:tblW w:type="dxa" w:w="10368"/>
         <w:jc w:val="center"/>
-        <w:tblLayout w:type="fixed"/>
-        <w:tblLook w:firstColumn="1" w:firstRow="1" w:lastColumn="0" w:lastRow="0" w:noHBand="0" w:noVBand="1" w:val="04A0"/>
         <w:tblInd w:type="dxa" w:w="0"/>
         <w:tblBorders>
           <w:top w:val="nil"/>
@@ -2755,6 +2780,10 @@
           <w:insideH w:val="nil"/>
           <w:insideV w:val="nil"/>
         </w:tblBorders>
+        <w:tblLayout w:type="fixed"/>
+        <w:tblLook w:firstColumn="1" w:firstRow="1" w:lastColumn="0" w:lastRow="0" w:noHBand="0" w:noVBand="1" w:val="04A0"/>
+        <w:tblCaption w:val="Exercise 10"/>
+        <w:tblDescription w:val="Layout table. It only arranges the page; read its cells in order."/>
       </w:tblPr>
       <w:tblGrid>
         <w:gridCol w:w="10368"/>
@@ -2841,8 +2870,6 @@
             <w:tblPr>
               <w:tblW w:type="dxa" w:w="10368"/>
               <w:jc w:val="center"/>
-              <w:tblLayout w:type="fixed"/>
-              <w:tblLook w:firstColumn="1" w:firstRow="1" w:lastColumn="0" w:lastRow="0" w:noHBand="0" w:noVBand="1" w:val="04A0"/>
               <w:tblInd w:type="dxa" w:w="0"/>
               <w:tblBorders>
                 <w:top w:val="single" w:color="B9C9CE" w:sz="4" w:space="0"/>
@@ -2850,6 +2877,10 @@
                 <w:bottom w:val="single" w:color="B9C9CE" w:sz="4" w:space="0"/>
                 <w:right w:val="single" w:color="B9C9CE" w:sz="4" w:space="0"/>
               </w:tblBorders>
+              <w:tblLayout w:type="fixed"/>
+              <w:tblLook w:firstColumn="1" w:firstRow="1" w:lastColumn="0" w:lastRow="0" w:noHBand="0" w:noVBand="1" w:val="04A0"/>
+              <w:tblCaption w:val="Workspace"/>
+              <w:tblDescription w:val="Layout table that frames the blank workspace for this exercise."/>
             </w:tblPr>
             <w:tblGrid>
               <w:gridCol w:w="10368"/>
@@ -2896,7 +2927,7 @@
                     <w:drawing>
                       <wp:inline xmlns:a="http://schemas.openxmlformats.org/drawingml/2006/main" xmlns:pic="http://schemas.openxmlformats.org/drawingml/2006/picture">
                         <wp:extent cx="6382512" cy="685800"/>
-                        <wp:docPr id="10" name="Picture 10" descr="PUBLISHER_WORKSPACE: Blank square grid for sketching a geometric figure or net. The grid has no assigned measurements or scale." title="SHOW YOUR THINKING"/>
+                        <wp:docPr id="10" name="Picture 10" descr="Blank square grid for sketching a geometric figure or net. The grid has no assigned measurements or scale." title="SHOW YOUR THINKING"/>
                         <wp:cNvGraphicFramePr>
                           <a:graphicFrameLocks noChangeAspect="1"/>
                         </wp:cNvGraphicFramePr>
@@ -2963,8 +2994,6 @@
       <w:tblPr>
         <w:tblW w:type="dxa" w:w="10368"/>
         <w:jc w:val="center"/>
-        <w:tblLayout w:type="fixed"/>
-        <w:tblLook w:firstColumn="1" w:firstRow="1" w:lastColumn="0" w:lastRow="0" w:noHBand="0" w:noVBand="1" w:val="04A0"/>
         <w:tblInd w:type="dxa" w:w="0"/>
         <w:tblBorders>
           <w:top w:val="nil"/>
@@ -2974,6 +3003,10 @@
           <w:insideH w:val="nil"/>
           <w:insideV w:val="nil"/>
         </w:tblBorders>
+        <w:tblLayout w:type="fixed"/>
+        <w:tblLook w:firstColumn="1" w:firstRow="1" w:lastColumn="0" w:lastRow="0" w:noHBand="0" w:noVBand="1" w:val="04A0"/>
+        <w:tblCaption w:val="Layout"/>
+        <w:tblDescription w:val="Layout table. It only arranges the page; read its cells in order."/>
       </w:tblPr>
       <w:tblGrid>
         <w:gridCol w:w="10368"/>
@@ -3079,8 +3112,6 @@
             <w:tblPr>
               <w:tblW w:type="dxa" w:w="10368"/>
               <w:jc w:val="center"/>
-              <w:tblLayout w:type="fixed"/>
-              <w:tblLook w:firstColumn="1" w:firstRow="1" w:lastColumn="0" w:lastRow="0" w:noHBand="0" w:noVBand="1" w:val="04A0"/>
               <w:tblInd w:type="dxa" w:w="0"/>
               <w:tblBorders>
                 <w:top w:val="single" w:color="B9C9CE" w:sz="4" w:space="0"/>
@@ -3088,6 +3119,10 @@
                 <w:bottom w:val="single" w:color="B9C9CE" w:sz="4" w:space="0"/>
                 <w:right w:val="single" w:color="B9C9CE" w:sz="4" w:space="0"/>
               </w:tblBorders>
+              <w:tblLayout w:type="fixed"/>
+              <w:tblLook w:firstColumn="1" w:firstRow="1" w:lastColumn="0" w:lastRow="0" w:noHBand="0" w:noVBand="1" w:val="04A0"/>
+              <w:tblCaption w:val="Workspace"/>
+              <w:tblDescription w:val="Layout table that frames the blank workspace for this exercise."/>
             </w:tblPr>
             <w:tblGrid>
               <w:gridCol w:w="10368"/>
@@ -3134,7 +3169,7 @@
                     <w:drawing>
                       <wp:inline xmlns:a="http://schemas.openxmlformats.org/drawingml/2006/main" xmlns:pic="http://schemas.openxmlformats.org/drawingml/2006/picture">
                         <wp:extent cx="6382512" cy="685800"/>
-                        <wp:docPr id="11" name="Picture 11" descr="PUBLISHER_WORKSPACE: Blank square grid for sketching a geometric figure or net. The grid has no assigned measurements or scale." title="SHOW YOUR THINKING"/>
+                        <wp:docPr id="11" name="Picture 11" descr="Blank square grid for sketching a geometric figure or net. The grid has no assigned measurements or scale." title="SHOW YOUR THINKING"/>
                         <wp:cNvGraphicFramePr>
                           <a:graphicFrameLocks noChangeAspect="1"/>
                         </wp:cNvGraphicFramePr>
@@ -3201,8 +3236,6 @@
       <w:tblPr>
         <w:tblW w:type="dxa" w:w="10368"/>
         <w:jc w:val="center"/>
-        <w:tblLayout w:type="fixed"/>
-        <w:tblLook w:firstColumn="1" w:firstRow="1" w:lastColumn="0" w:lastRow="0" w:noHBand="0" w:noVBand="1" w:val="04A0"/>
         <w:tblInd w:type="dxa" w:w="0"/>
         <w:tblBorders>
           <w:top w:val="nil"/>
@@ -3212,6 +3245,10 @@
           <w:insideH w:val="nil"/>
           <w:insideV w:val="nil"/>
         </w:tblBorders>
+        <w:tblLayout w:type="fixed"/>
+        <w:tblLook w:firstColumn="1" w:firstRow="1" w:lastColumn="0" w:lastRow="0" w:noHBand="0" w:noVBand="1" w:val="04A0"/>
+        <w:tblCaption w:val="Layout"/>
+        <w:tblDescription w:val="Layout table. It only arranges the page; read its cells in order."/>
       </w:tblPr>
       <w:tblGrid>
         <w:gridCol w:w="10368"/>
@@ -3317,8 +3354,6 @@
             <w:tblPr>
               <w:tblW w:type="dxa" w:w="10368"/>
               <w:jc w:val="center"/>
-              <w:tblLayout w:type="fixed"/>
-              <w:tblLook w:firstColumn="1" w:firstRow="1" w:lastColumn="0" w:lastRow="0" w:noHBand="0" w:noVBand="1" w:val="04A0"/>
               <w:tblInd w:type="dxa" w:w="0"/>
               <w:tblBorders>
                 <w:top w:val="single" w:color="B9C9CE" w:sz="4" w:space="0"/>
@@ -3326,6 +3361,10 @@
                 <w:bottom w:val="single" w:color="B9C9CE" w:sz="4" w:space="0"/>
                 <w:right w:val="single" w:color="B9C9CE" w:sz="4" w:space="0"/>
               </w:tblBorders>
+              <w:tblLayout w:type="fixed"/>
+              <w:tblLook w:firstColumn="1" w:firstRow="1" w:lastColumn="0" w:lastRow="0" w:noHBand="0" w:noVBand="1" w:val="04A0"/>
+              <w:tblCaption w:val="Workspace"/>
+              <w:tblDescription w:val="Layout table that frames the blank workspace for this exercise."/>
             </w:tblPr>
             <w:tblGrid>
               <w:gridCol w:w="10368"/>
@@ -3372,7 +3411,7 @@
                     <w:drawing>
                       <wp:inline xmlns:a="http://schemas.openxmlformats.org/drawingml/2006/main" xmlns:pic="http://schemas.openxmlformats.org/drawingml/2006/picture">
                         <wp:extent cx="6382512" cy="822960"/>
-                        <wp:docPr id="12" name="Picture 12" descr="PUBLISHER_WORKSPACE: Blank ruled workspace for calculations, mathematical labels, and written reasoning." title="EXPLAIN WITH MATHEMATICAL EVIDENCE"/>
+                        <wp:docPr id="12" name="Picture 12" descr="Blank ruled workspace for calculations, mathematical labels, and written reasoning." title="EXPLAIN WITH MATHEMATICAL EVIDENCE"/>
                         <wp:cNvGraphicFramePr>
                           <a:graphicFrameLocks noChangeAspect="1"/>
                         </wp:cNvGraphicFramePr>
@@ -3437,7 +3476,7 @@
     </w:p>
     <w:p>
       <w:pPr>
-        <w:pStyle w:val="PublisherSection"/>
+        <w:pStyle w:val="Heading2"/>
         <w:shd w:val="clear" w:color="auto" w:fill="EEF4F5"/>
         <w:pBdr>
           <w:left w:val="single" w:color="176B70" w:sz="20" w:space="7"/>
@@ -3459,8 +3498,6 @@
       <w:tblPr>
         <w:tblW w:type="dxa" w:w="10368"/>
         <w:jc w:val="center"/>
-        <w:tblLayout w:type="fixed"/>
-        <w:tblLook w:firstColumn="1" w:firstRow="1" w:lastColumn="0" w:lastRow="0" w:noHBand="0" w:noVBand="1" w:val="04A0"/>
         <w:tblInd w:type="dxa" w:w="0"/>
         <w:tblBorders>
           <w:top w:val="nil"/>
@@ -3470,6 +3507,10 @@
           <w:insideH w:val="nil"/>
           <w:insideV w:val="nil"/>
         </w:tblBorders>
+        <w:tblLayout w:type="fixed"/>
+        <w:tblLook w:firstColumn="1" w:firstRow="1" w:lastColumn="0" w:lastRow="0" w:noHBand="0" w:noVBand="1" w:val="04A0"/>
+        <w:tblCaption w:val="Layout"/>
+        <w:tblDescription w:val="Layout table. It only arranges the page; read its cells in order."/>
       </w:tblPr>
       <w:tblGrid>
         <w:gridCol w:w="10368"/>
@@ -3575,8 +3616,6 @@
             <w:tblPr>
               <w:tblW w:type="dxa" w:w="10368"/>
               <w:jc w:val="center"/>
-              <w:tblLayout w:type="fixed"/>
-              <w:tblLook w:firstColumn="1" w:firstRow="1" w:lastColumn="0" w:lastRow="0" w:noHBand="0" w:noVBand="1" w:val="04A0"/>
               <w:tblInd w:type="dxa" w:w="0"/>
               <w:tblBorders>
                 <w:top w:val="single" w:color="B9C9CE" w:sz="4" w:space="0"/>
@@ -3584,6 +3623,10 @@
                 <w:bottom w:val="single" w:color="B9C9CE" w:sz="4" w:space="0"/>
                 <w:right w:val="single" w:color="B9C9CE" w:sz="4" w:space="0"/>
               </w:tblBorders>
+              <w:tblLayout w:type="fixed"/>
+              <w:tblLook w:firstColumn="1" w:firstRow="1" w:lastColumn="0" w:lastRow="0" w:noHBand="0" w:noVBand="1" w:val="04A0"/>
+              <w:tblCaption w:val="Workspace"/>
+              <w:tblDescription w:val="Layout table that frames the blank workspace for this exercise."/>
             </w:tblPr>
             <w:tblGrid>
               <w:gridCol w:w="10368"/>
@@ -3630,7 +3673,7 @@
                     <w:drawing>
                       <wp:inline xmlns:a="http://schemas.openxmlformats.org/drawingml/2006/main" xmlns:pic="http://schemas.openxmlformats.org/drawingml/2006/picture">
                         <wp:extent cx="6382512" cy="548640"/>
-                        <wp:docPr id="13" name="Picture 13" descr="PUBLISHER_WORKSPACE: Blank square grid for sketching a geometric figure or net. The grid has no assigned measurements or scale." title="SHOW YOUR THINKING"/>
+                        <wp:docPr id="13" name="Picture 13" descr="Blank square grid for sketching a geometric figure or net. The grid has no assigned measurements or scale." title="SHOW YOUR THINKING"/>
                         <wp:cNvGraphicFramePr>
                           <a:graphicFrameLocks noChangeAspect="1"/>
                         </wp:cNvGraphicFramePr>
@@ -3697,8 +3740,6 @@
       <w:tblPr>
         <w:tblW w:type="dxa" w:w="10368"/>
         <w:jc w:val="center"/>
-        <w:tblLayout w:type="fixed"/>
-        <w:tblLook w:firstColumn="1" w:firstRow="1" w:lastColumn="0" w:lastRow="0" w:noHBand="0" w:noVBand="1" w:val="04A0"/>
         <w:tblInd w:type="dxa" w:w="0"/>
         <w:tblBorders>
           <w:top w:val="nil"/>
@@ -3708,6 +3749,10 @@
           <w:insideH w:val="nil"/>
           <w:insideV w:val="nil"/>
         </w:tblBorders>
+        <w:tblLayout w:type="fixed"/>
+        <w:tblLook w:firstColumn="1" w:firstRow="1" w:lastColumn="0" w:lastRow="0" w:noHBand="0" w:noVBand="1" w:val="04A0"/>
+        <w:tblCaption w:val="Layout"/>
+        <w:tblDescription w:val="Layout table. It only arranges the page; read its cells in order."/>
       </w:tblPr>
       <w:tblGrid>
         <w:gridCol w:w="10368"/>
@@ -3813,8 +3858,6 @@
             <w:tblPr>
               <w:tblW w:type="dxa" w:w="10368"/>
               <w:jc w:val="center"/>
-              <w:tblLayout w:type="fixed"/>
-              <w:tblLook w:firstColumn="1" w:firstRow="1" w:lastColumn="0" w:lastRow="0" w:noHBand="0" w:noVBand="1" w:val="04A0"/>
               <w:tblInd w:type="dxa" w:w="0"/>
               <w:tblBorders>
                 <w:top w:val="single" w:color="B9C9CE" w:sz="4" w:space="0"/>
@@ -3822,6 +3865,10 @@
                 <w:bottom w:val="single" w:color="B9C9CE" w:sz="4" w:space="0"/>
                 <w:right w:val="single" w:color="B9C9CE" w:sz="4" w:space="0"/>
               </w:tblBorders>
+              <w:tblLayout w:type="fixed"/>
+              <w:tblLook w:firstColumn="1" w:firstRow="1" w:lastColumn="0" w:lastRow="0" w:noHBand="0" w:noVBand="1" w:val="04A0"/>
+              <w:tblCaption w:val="Workspace"/>
+              <w:tblDescription w:val="Layout table that frames the blank workspace for this exercise."/>
             </w:tblPr>
             <w:tblGrid>
               <w:gridCol w:w="10368"/>
@@ -3868,7 +3915,7 @@
                     <w:drawing>
                       <wp:inline xmlns:a="http://schemas.openxmlformats.org/drawingml/2006/main" xmlns:pic="http://schemas.openxmlformats.org/drawingml/2006/picture">
                         <wp:extent cx="6382512" cy="548640"/>
-                        <wp:docPr id="14" name="Picture 14" descr="PUBLISHER_WORKSPACE: Blank square grid for sketching a geometric figure or net. The grid has no assigned measurements or scale." title="SHOW YOUR THINKING"/>
+                        <wp:docPr id="14" name="Picture 14" descr="Blank square grid for sketching a geometric figure or net. The grid has no assigned measurements or scale." title="SHOW YOUR THINKING"/>
                         <wp:cNvGraphicFramePr>
                           <a:graphicFrameLocks noChangeAspect="1"/>
                         </wp:cNvGraphicFramePr>
@@ -3935,8 +3982,6 @@
       <w:tblPr>
         <w:tblW w:type="dxa" w:w="10368"/>
         <w:jc w:val="center"/>
-        <w:tblLayout w:type="fixed"/>
-        <w:tblLook w:firstColumn="1" w:firstRow="1" w:lastColumn="0" w:lastRow="0" w:noHBand="0" w:noVBand="1" w:val="04A0"/>
         <w:tblInd w:type="dxa" w:w="0"/>
         <w:tblBorders>
           <w:top w:val="nil"/>
@@ -3946,6 +3991,10 @@
           <w:insideH w:val="nil"/>
           <w:insideV w:val="nil"/>
         </w:tblBorders>
+        <w:tblLayout w:type="fixed"/>
+        <w:tblLook w:firstColumn="1" w:firstRow="1" w:lastColumn="0" w:lastRow="0" w:noHBand="0" w:noVBand="1" w:val="04A0"/>
+        <w:tblCaption w:val="Layout"/>
+        <w:tblDescription w:val="Layout table. It only arranges the page; read its cells in order."/>
       </w:tblPr>
       <w:tblGrid>
         <w:gridCol w:w="10368"/>
@@ -4051,8 +4100,6 @@
             <w:tblPr>
               <w:tblW w:type="dxa" w:w="10368"/>
               <w:jc w:val="center"/>
-              <w:tblLayout w:type="fixed"/>
-              <w:tblLook w:firstColumn="1" w:firstRow="1" w:lastColumn="0" w:lastRow="0" w:noHBand="0" w:noVBand="1" w:val="04A0"/>
               <w:tblInd w:type="dxa" w:w="0"/>
               <w:tblBorders>
                 <w:top w:val="single" w:color="B9C9CE" w:sz="4" w:space="0"/>
@@ -4060,6 +4107,10 @@
                 <w:bottom w:val="single" w:color="B9C9CE" w:sz="4" w:space="0"/>
                 <w:right w:val="single" w:color="B9C9CE" w:sz="4" w:space="0"/>
               </w:tblBorders>
+              <w:tblLayout w:type="fixed"/>
+              <w:tblLook w:firstColumn="1" w:firstRow="1" w:lastColumn="0" w:lastRow="0" w:noHBand="0" w:noVBand="1" w:val="04A0"/>
+              <w:tblCaption w:val="Workspace"/>
+              <w:tblDescription w:val="Layout table that frames the blank workspace for this exercise."/>
             </w:tblPr>
             <w:tblGrid>
               <w:gridCol w:w="10368"/>
@@ -4106,7 +4157,7 @@
                     <w:drawing>
                       <wp:inline xmlns:a="http://schemas.openxmlformats.org/drawingml/2006/main" xmlns:pic="http://schemas.openxmlformats.org/drawingml/2006/picture">
                         <wp:extent cx="6382512" cy="548640"/>
-                        <wp:docPr id="15" name="Picture 15" descr="PUBLISHER_WORKSPACE: Blank square grid for sketching a geometric figure or net. The grid has no assigned measurements or scale." title="SHOW YOUR THINKING"/>
+                        <wp:docPr id="15" name="Picture 15" descr="Blank square grid for sketching a geometric figure or net. The grid has no assigned measurements or scale." title="SHOW YOUR THINKING"/>
                         <wp:cNvGraphicFramePr>
                           <a:graphicFrameLocks noChangeAspect="1"/>
                         </wp:cNvGraphicFramePr>
@@ -4171,7 +4222,7 @@
     </w:p>
     <w:p>
       <w:pPr>
-        <w:pStyle w:val="PublisherSection"/>
+        <w:pStyle w:val="Heading2"/>
         <w:shd w:val="clear" w:color="auto" w:fill="EEF4F5"/>
         <w:pBdr>
           <w:left w:val="single" w:color="176B70" w:sz="20" w:space="7"/>
@@ -4193,8 +4244,6 @@
       <w:tblPr>
         <w:tblW w:type="dxa" w:w="10368"/>
         <w:jc w:val="center"/>
-        <w:tblLayout w:type="fixed"/>
-        <w:tblLook w:firstColumn="1" w:firstRow="1" w:lastColumn="0" w:lastRow="0" w:noHBand="0" w:noVBand="1" w:val="04A0"/>
         <w:tblInd w:type="dxa" w:w="0"/>
         <w:tblBorders>
           <w:top w:val="nil"/>
@@ -4204,6 +4253,10 @@
           <w:insideH w:val="nil"/>
           <w:insideV w:val="nil"/>
         </w:tblBorders>
+        <w:tblLayout w:type="fixed"/>
+        <w:tblLook w:firstColumn="1" w:firstRow="1" w:lastColumn="0" w:lastRow="0" w:noHBand="0" w:noVBand="1" w:val="04A0"/>
+        <w:tblCaption w:val="Exercise 16"/>
+        <w:tblDescription w:val="Layout table. It only arranges the page; read its cells in order."/>
       </w:tblPr>
       <w:tblGrid>
         <w:gridCol w:w="10368"/>
@@ -4272,8 +4325,6 @@
           <w:tbl>
             <w:tblPr>
               <w:tblW w:type="dxa" w:w="10368"/>
-              <w:tblLayout w:type="fixed"/>
-              <w:tblLook w:firstColumn="1" w:firstRow="1" w:lastColumn="0" w:lastRow="0" w:noHBand="0" w:noVBand="1" w:val="04A0"/>
               <w:jc w:val="center"/>
               <w:tblInd w:type="dxa" w:w="0"/>
               <w:tblBorders>
@@ -4284,6 +4335,10 @@
                 <w:insideH w:val="single" w:color="B9C9CE" w:sz="4" w:space="0"/>
                 <w:insideV w:val="single" w:color="B9C9CE" w:sz="4" w:space="0"/>
               </w:tblBorders>
+              <w:tblLayout w:type="fixed"/>
+              <w:tblLook w:firstColumn="1" w:firstRow="1" w:lastColumn="0" w:lastRow="0" w:noHBand="0" w:noVBand="1" w:val="04A0"/>
+              <w:tblCaption w:val="Layout"/>
+              <w:tblDescription w:val="Layout table. It only arranges the page; read its cells in order."/>
             </w:tblPr>
             <w:tblGrid>
               <w:gridCol w:w="10368"/>
@@ -4460,8 +4515,6 @@
       <w:tblPr>
         <w:tblW w:type="dxa" w:w="10368"/>
         <w:jc w:val="center"/>
-        <w:tblLayout w:type="fixed"/>
-        <w:tblLook w:firstColumn="1" w:firstRow="1" w:lastColumn="0" w:lastRow="0" w:noHBand="0" w:noVBand="1" w:val="04A0"/>
         <w:tblInd w:type="dxa" w:w="0"/>
         <w:tblBorders>
           <w:top w:val="nil"/>
@@ -4471,6 +4524,10 @@
           <w:insideH w:val="nil"/>
           <w:insideV w:val="nil"/>
         </w:tblBorders>
+        <w:tblLayout w:type="fixed"/>
+        <w:tblLook w:firstColumn="1" w:firstRow="1" w:lastColumn="0" w:lastRow="0" w:noHBand="0" w:noVBand="1" w:val="04A0"/>
+        <w:tblCaption w:val="Exercise 17"/>
+        <w:tblDescription w:val="Layout table. It only arranges the page; read its cells in order."/>
       </w:tblPr>
       <w:tblGrid>
         <w:gridCol w:w="10368"/>
@@ -4539,8 +4596,6 @@
           <w:tbl>
             <w:tblPr>
               <w:tblW w:type="dxa" w:w="10368"/>
-              <w:tblLayout w:type="fixed"/>
-              <w:tblLook w:firstColumn="1" w:firstRow="1" w:lastColumn="0" w:lastRow="0" w:noHBand="0" w:noVBand="1" w:val="04A0"/>
               <w:jc w:val="center"/>
               <w:tblInd w:type="dxa" w:w="0"/>
               <w:tblBorders>
@@ -4551,6 +4606,10 @@
                 <w:insideH w:val="single" w:color="B9C9CE" w:sz="4" w:space="0"/>
                 <w:insideV w:val="single" w:color="B9C9CE" w:sz="4" w:space="0"/>
               </w:tblBorders>
+              <w:tblLayout w:type="fixed"/>
+              <w:tblLook w:firstColumn="1" w:firstRow="1" w:lastColumn="0" w:lastRow="0" w:noHBand="0" w:noVBand="1" w:val="04A0"/>
+              <w:tblCaption w:val="Layout"/>
+              <w:tblDescription w:val="Layout table. It only arranges the page; read its cells in order."/>
             </w:tblPr>
             <w:tblGrid>
               <w:gridCol w:w="5184"/>
@@ -4719,8 +4778,6 @@
       <w:tblPr>
         <w:tblW w:type="dxa" w:w="10368"/>
         <w:jc w:val="center"/>
-        <w:tblLayout w:type="fixed"/>
-        <w:tblLook w:firstColumn="1" w:firstRow="1" w:lastColumn="0" w:lastRow="0" w:noHBand="0" w:noVBand="1" w:val="04A0"/>
         <w:tblInd w:type="dxa" w:w="0"/>
         <w:tblBorders>
           <w:top w:val="nil"/>
@@ -4730,6 +4787,10 @@
           <w:insideH w:val="nil"/>
           <w:insideV w:val="nil"/>
         </w:tblBorders>
+        <w:tblLayout w:type="fixed"/>
+        <w:tblLook w:firstColumn="1" w:firstRow="1" w:lastColumn="0" w:lastRow="0" w:noHBand="0" w:noVBand="1" w:val="04A0"/>
+        <w:tblCaption w:val="Exercise 18"/>
+        <w:tblDescription w:val="Layout table. It only arranges the page; read its cells in order."/>
       </w:tblPr>
       <w:tblGrid>
         <w:gridCol w:w="10368"/>
@@ -4798,8 +4859,6 @@
           <w:tbl>
             <w:tblPr>
               <w:tblW w:type="dxa" w:w="10368"/>
-              <w:tblLayout w:type="fixed"/>
-              <w:tblLook w:firstColumn="1" w:firstRow="1" w:lastColumn="0" w:lastRow="0" w:noHBand="0" w:noVBand="1" w:val="04A0"/>
               <w:jc w:val="center"/>
               <w:tblInd w:type="dxa" w:w="0"/>
               <w:tblBorders>
@@ -4810,6 +4869,10 @@
                 <w:insideH w:val="single" w:color="B9C9CE" w:sz="4" w:space="0"/>
                 <w:insideV w:val="single" w:color="B9C9CE" w:sz="4" w:space="0"/>
               </w:tblBorders>
+              <w:tblLayout w:type="fixed"/>
+              <w:tblLook w:firstColumn="1" w:firstRow="1" w:lastColumn="0" w:lastRow="0" w:noHBand="0" w:noVBand="1" w:val="04A0"/>
+              <w:tblCaption w:val="Layout"/>
+              <w:tblDescription w:val="Layout table. It only arranges the page; read its cells in order."/>
             </w:tblPr>
             <w:tblGrid>
               <w:gridCol w:w="5184"/>
@@ -4960,7 +5023,7 @@
           </w:p>
           <w:p>
             <w:pPr>
-              <w:pStyle w:val="PublisherSection"/>
+              <w:pStyle w:val="Heading2"/>
               <w:shd w:val="clear" w:color="auto" w:fill="FAF5E9"/>
               <w:pBdr>
                 <w:left w:val="single" w:color="B57720" w:sz="20" w:space="7"/>
@@ -4982,8 +5045,6 @@
             <w:tblPr>
               <w:tblW w:type="dxa" w:w="10368"/>
               <w:jc w:val="center"/>
-              <w:tblLayout w:type="fixed"/>
-              <w:tblLook w:firstColumn="1" w:firstRow="1" w:lastColumn="0" w:lastRow="0" w:noHBand="0" w:noVBand="1" w:val="04A0"/>
               <w:tblInd w:type="dxa" w:w="0"/>
               <w:tblBorders>
                 <w:top w:val="single" w:color="B9C9CE" w:sz="4" w:space="0"/>
@@ -4993,6 +5054,10 @@
                 <w:insideH w:val="single" w:color="FFFFFF" w:sz="8" w:space="0"/>
                 <w:insideV w:val="single" w:color="FFFFFF" w:sz="12" w:space="0"/>
               </w:tblBorders>
+              <w:tblLayout w:type="fixed"/>
+              <w:tblLook w:firstColumn="1" w:firstRow="1" w:lastColumn="0" w:lastRow="0" w:noHBand="0" w:noVBand="1" w:val="04A0"/>
+              <w:tblCaption w:val="Layout"/>
+              <w:tblDescription w:val="Layout table. It only arranges the page; read its cells in order."/>
             </w:tblPr>
             <w:tblGrid>
               <w:gridCol w:w="6768"/>
@@ -5230,7 +5295,7 @@
         <w:sz w:val="16"/>
         <w:szCs w:val="16"/>
       </w:rPr>
-      <w:t>Lesson 6.3 / Session 1  /  Regular  /  V2</w:t>
+      <w:t>Lesson 6.3 / Session 1</w:t>
     </w:r>
     <w:r>
       <w:rPr>
@@ -5296,7 +5361,7 @@
         <w:szCs w:val="16"/>
       </w:rPr>
       <w:tab/>
-      <w:t>HOMEWORK  /  V2</w:t>
+      <w:t>HOMEWORK</w:t>
     </w:r>
   </w:p>
 </w:hdr>
@@ -5734,19 +5799,20 @@
     <w:rsid w:val="00FC693F"/>
     <w:pPr>
       <w:keepNext/>
-      <w:keepLines/>
       <w:widowControl/>
-      <w:spacing w:before="200" w:after="120" w:line="269" w:lineRule="auto"/>
+      <w:spacing w:after="100" w:line="245" w:lineRule="auto" w:before="0"/>
       <w:ind w:left="0" w:right="0" w:firstLine="0"/>
+      <w:contextualSpacing/>
       <w:outlineLvl w:val="0"/>
     </w:pPr>
     <w:rPr>
       <w:rFonts w:ascii="Arial" w:hAnsi="Arial" w:eastAsia="Arial" w:cs="Arial"/>
       <w:b/>
-      <w:bCs/>
       <w:color w:val="183E56"/>
-      <w:sz w:val="34"/>
-      <w:szCs w:val="34"/>
+      <w:spacing w:val="5"/>
+      <w:kern w:val="28"/>
+      <w:sz w:val="46"/>
+      <w:szCs w:val="46"/>
     </w:rPr>
   </w:style>
   <w:style w:type="paragraph" w:styleId="Heading2">
@@ -5760,19 +5826,17 @@
     <w:rsid w:val="00FC693F"/>
     <w:pPr>
       <w:keepNext/>
-      <w:keepLines/>
       <w:widowControl/>
-      <w:spacing w:before="180" w:after="100" w:line="269" w:lineRule="auto"/>
+      <w:spacing w:before="200" w:after="120" w:line="269" w:lineRule="auto"/>
       <w:ind w:left="0" w:right="0" w:firstLine="0"/>
       <w:outlineLvl w:val="1"/>
     </w:pPr>
     <w:rPr>
       <w:rFonts w:ascii="Arial" w:hAnsi="Arial" w:eastAsia="Arial" w:cs="Arial"/>
       <w:b/>
-      <w:bCs/>
-      <w:color w:val="176B70"/>
-      <w:sz w:val="22"/>
-      <w:szCs w:val="22"/>
+      <w:color w:val="183E56"/>
+      <w:sz w:val="21"/>
+      <w:szCs w:val="21"/>
     </w:rPr>
   </w:style>
   <w:style w:type="paragraph" w:styleId="Heading3">

--- a/lessons/6-3-group2/homework.docx
+++ b/lessons/6-3-group2/homework.docx
@@ -55,7 +55,7 @@
         <w:rPr>
           <w:rFonts w:ascii="Arial" w:hAnsi="Arial" w:eastAsia="Arial" w:cs="Arial"/>
         </w:rPr>
-        <w:t>Maryland Standard 6.EE.A.1   ·   Learning target — I can write repeated multiplication as a power and name its base and exponent.</w:t>
+        <w:t>Maryland Standard 6.AT.5   ·   Learning target — I can write repeated multiplication as a power and name its base and exponent.</w:t>
       </w:r>
     </w:p>
     <w:p>
